--- a/artifacts/vendor-submission-examples/submissions/03_nimblenest_creative_submission.docx
+++ b/artifacts/vendor-submission-examples/submissions/03_nimblenest_creative_submission.docx
@@ -57,21 +57,21 @@
           <w:b/>
           <w:spacing w:val="0"/>
         </w:rPr>
-        <w:t xml:space="preserve">Executive Note</w:t>
-      </w:r>
-    </w:p>
-    <w:p>
-      <w:pPr>
-        <w:spacing w:after="160"/>
-      </w:pPr>
-      <w:r>
-        <w:rPr>
-          <w:rFonts w:ascii="Helvetica" w:hAnsi="Helvetica" w:cs="Helvetica"/>
-          <w:sz w:val="29"/>
-          <w:sz-cs w:val="29"/>
-          <w:spacing w:val="0"/>
-        </w:rPr>
-        <w:t xml:space="preserve">This response covers the exact AI-generated questionnaire, the requested line items, and the commercial schedule expectations from the RFQ package.</w:t>
+        <w:t xml:space="preserve">Executive Summary</w:t>
+      </w:r>
+    </w:p>
+    <w:p>
+      <w:pPr>
+        <w:spacing w:after="160"/>
+      </w:pPr>
+      <w:r>
+        <w:rPr>
+          <w:rFonts w:ascii="Helvetica" w:hAnsi="Helvetica" w:cs="Helvetica"/>
+          <w:sz w:val="29"/>
+          <w:sz-cs w:val="29"/>
+          <w:spacing w:val="0"/>
+        </w:rPr>
+        <w:t xml:space="preserve">This response covers the archived generated questionnaire, the requested service line items, and the commercial pricing schedule expected in the RFQ package.</w:t>
       </w:r>
     </w:p>
     <w:p>
@@ -86,6 +86,107 @@
           <w:b/>
           <w:spacing w:val="0"/>
         </w:rPr>
+        <w:t xml:space="preserve">Agency Overview</w:t>
+      </w:r>
+    </w:p>
+    <w:p>
+      <w:pPr>
+        <w:spacing w:after="160"/>
+      </w:pPr>
+      <w:r>
+        <w:rPr>
+          <w:rFonts w:ascii="Helvetica" w:hAnsi="Helvetica" w:cs="Helvetica"/>
+          <w:sz w:val="29"/>
+          <w:sz-cs w:val="29"/>
+          <w:spacing w:val="0"/>
+        </w:rPr>
+        <w:t xml:space="preserve">NimbleNest Creative is a smaller independent studio built for lean strategy, fast creative development, and tight production control. The proposal emphasizes agility, compact governance, and focused senior attention rather than broad network infrastructure.</w:t>
+      </w:r>
+    </w:p>
+    <w:p>
+      <w:pPr>
+        <w:spacing w:after="160"/>
+      </w:pPr>
+      <w:r>
+        <w:rPr>
+          <w:rFonts w:ascii="Helvetica" w:hAnsi="Helvetica" w:cs="Helvetica"/>
+          <w:sz w:val="37"/>
+          <w:sz-cs w:val="37"/>
+          <w:b/>
+          <w:spacing w:val="0"/>
+        </w:rPr>
+        <w:t xml:space="preserve">Strategic Point of View</w:t>
+      </w:r>
+    </w:p>
+    <w:p>
+      <w:pPr>
+        <w:spacing w:after="160"/>
+      </w:pPr>
+      <w:r>
+        <w:rPr>
+          <w:rFonts w:ascii="Helvetica" w:hAnsi="Helvetica" w:cs="Helvetica"/>
+          <w:sz w:val="29"/>
+          <w:sz-cs w:val="29"/>
+          <w:spacing w:val="0"/>
+        </w:rPr>
+        <w:t xml:space="preserve">Our view is that the launch should use a clear, emotionally resonant idea that can be approved quickly, adapted efficiently, and executed without unnecessary process overhead.</w:t>
+      </w:r>
+    </w:p>
+    <w:p>
+      <w:pPr>
+        <w:spacing w:after="160"/>
+      </w:pPr>
+      <w:r>
+        <w:rPr>
+          <w:rFonts w:ascii="Helvetica" w:hAnsi="Helvetica" w:cs="Helvetica"/>
+          <w:sz w:val="37"/>
+          <w:sz-cs w:val="37"/>
+          <w:b/>
+          <w:spacing w:val="0"/>
+        </w:rPr>
+        <w:t xml:space="preserve">Selected Relevant Work</w:t>
+      </w:r>
+    </w:p>
+    <w:p>
+      <w:pPr>
+        <w:spacing w:after="160"/>
+      </w:pPr>
+      <w:r>
+        <w:rPr>
+          <w:rFonts w:ascii="Helvetica" w:hAnsi="Helvetica" w:cs="Helvetica"/>
+          <w:sz w:val="29"/>
+          <w:sz-cs w:val="29"/>
+          <w:spacing w:val="0"/>
+        </w:rPr>
+        <w:t xml:space="preserve">- Fast-turn youth beverage campaign developed with a lean internal team and external compliance counsel.</w:t>
+      </w:r>
+    </w:p>
+    <w:p>
+      <w:pPr>
+        <w:spacing w:after="160"/>
+      </w:pPr>
+      <w:r>
+        <w:rPr>
+          <w:rFonts w:ascii="Helvetica" w:hAnsi="Helvetica" w:cs="Helvetica"/>
+          <w:sz w:val="29"/>
+          <w:sz-cs w:val="29"/>
+          <w:spacing w:val="0"/>
+        </w:rPr>
+        <w:t xml:space="preserve">- Compact digital-first launch for a family nutrition brand with one hero concept and rapid adaptation assets.</w:t>
+      </w:r>
+    </w:p>
+    <w:p>
+      <w:pPr>
+        <w:spacing w:after="160"/>
+      </w:pPr>
+      <w:r>
+        <w:rPr>
+          <w:rFonts w:ascii="Helvetica" w:hAnsi="Helvetica" w:cs="Helvetica"/>
+          <w:sz w:val="37"/>
+          <w:sz-cs w:val="37"/>
+          <w:b/>
+          <w:spacing w:val="0"/>
+        </w:rPr>
         <w:t xml:space="preserve">Questionnaire Responses</w:t>
       </w:r>
     </w:p>
@@ -101,7 +202,7 @@
           <w:b/>
           <w:spacing w:val="0"/>
         </w:rPr>
-        <w:t xml:space="preserve">q_m1</w:t>
+        <w:t xml:space="preserve">q_cr_mac_1</w:t>
       </w:r>
     </w:p>
     <w:p>
@@ -125,7 +226,7 @@
           <w:sz-cs w:val="29"/>
           <w:spacing w:val="0"/>
         </w:rPr>
-        <w:t xml:space="preserve"> Confirm whether you can support child-directed advertising for this program. Answer Yes or No, and name the team or function that will provide this support.</w:t>
+        <w:t xml:space="preserve"> Confirm whether your agency can support child-directed advertising for this launch. Answer Yes or No and identify the in-house team or partner capability that will perform this work.</w:t>
       </w:r>
     </w:p>
     <w:p>
@@ -164,7 +265,7 @@
           <w:b/>
           <w:spacing w:val="0"/>
         </w:rPr>
-        <w:t xml:space="preserve">q_m2</w:t>
+        <w:t xml:space="preserve">q_cr_mac_2</w:t>
       </w:r>
     </w:p>
     <w:p>
@@ -188,7 +289,7 @@
           <w:sz-cs w:val="29"/>
           <w:spacing w:val="0"/>
         </w:rPr>
-        <w:t xml:space="preserve"> Confirm whether you can support claims review for this program. Answer Yes or No, and name the team or function that will provide this support.</w:t>
+        <w:t xml:space="preserve"> Confirm whether your agency can support claims review for launch assets and product-related claims. Answer Yes or No and identify the in-house team or partner capability that will perform this work.</w:t>
       </w:r>
     </w:p>
     <w:p>
@@ -227,7 +328,7 @@
           <w:b/>
           <w:spacing w:val="0"/>
         </w:rPr>
-        <w:t xml:space="preserve">q_m3</w:t>
+        <w:t xml:space="preserve">q_cr_mac_3</w:t>
       </w:r>
     </w:p>
     <w:p>
@@ -251,7 +352,7 @@
           <w:sz-cs w:val="29"/>
           <w:spacing w:val="0"/>
         </w:rPr>
-        <w:t xml:space="preserve"> Provide the full name, title, and accountable role of the engagement lead who would be responsible for this RFQ.</w:t>
+        <w:t xml:space="preserve"> Provide the full name, role title, and email address of the named engagement lead who will own this launch program.</w:t>
       </w:r>
     </w:p>
     <w:p>
@@ -275,7 +376,7 @@
           <w:sz-cs w:val="29"/>
           <w:spacing w:val="0"/>
         </w:rPr>
-        <w:t xml:space="preserve"> Priya Nair, Business Director. Priya would act as the primary contact and delivery owner.</w:t>
+        <w:t xml:space="preserve"> Priya Nair, Business Director, priya.nair@nimblenestcreative.com. Priya would act as the primary contact and delivery owner.</w:t>
       </w:r>
     </w:p>
     <w:p>
@@ -290,7 +391,7 @@
           <w:b/>
           <w:spacing w:val="0"/>
         </w:rPr>
-        <w:t xml:space="preserve">q_m4</w:t>
+        <w:t xml:space="preserve">q_cr_mac_4</w:t>
       </w:r>
     </w:p>
     <w:p>
@@ -314,7 +415,7 @@
           <w:sz-cs w:val="29"/>
           <w:spacing w:val="0"/>
         </w:rPr>
-        <w:t xml:space="preserve"> Provide your baseline launch governance approach, including the meeting cadence, approval path, and escalation route you would use for this engagement.</w:t>
+        <w:t xml:space="preserve"> Confirm whether you are providing a launch governance approach. Answer Yes or No and submit a brief overview covering meeting cadence, decision ownership, and escalation.</w:t>
       </w:r>
     </w:p>
     <w:p>
@@ -338,7 +439,7 @@
           <w:sz-cs w:val="29"/>
           <w:spacing w:val="0"/>
         </w:rPr>
-        <w:t xml:space="preserve"> We would hold a weekly buyer check-in, keep a shared action list, and escalate urgent issues to the business director and buyer lead as needed.</w:t>
+        <w:t xml:space="preserve"> Yes. We would hold a weekly buyer check-in, keep a shared action list, and escalate urgent issues to the business director and buyer lead as needed.</w:t>
       </w:r>
     </w:p>
     <w:p>
@@ -353,7 +454,7 @@
           <w:b/>
           <w:spacing w:val="0"/>
         </w:rPr>
-        <w:t xml:space="preserve">q_m5</w:t>
+        <w:t xml:space="preserve">q_cr_mac_5</w:t>
       </w:r>
     </w:p>
     <w:p>
@@ -377,7 +478,7 @@
           <w:sz-cs w:val="29"/>
           <w:spacing w:val="0"/>
         </w:rPr>
-        <w:t xml:space="preserve"> State whether the launch timelines in this RFQ are achievable for your proposed delivery model. Select one: Achievable or Not achievable.</w:t>
+        <w:t xml:space="preserve"> State whether the buyer launch timelines are achievable. Select one option: Achievable as issued / Achievable with dependencies / Not achievable. Then list the key dependencies or constraints, or state None.</w:t>
       </w:r>
     </w:p>
     <w:p>
@@ -401,7 +502,7 @@
           <w:sz-cs w:val="29"/>
           <w:spacing w:val="0"/>
         </w:rPr>
-        <w:t xml:space="preserve"> Achievable.</w:t>
+        <w:t xml:space="preserve"> Achievable with dependencies. The timeline depends on quick buyer feedback, one-round approval for the core concept, and legal inputs being consolidated rather than staggered.</w:t>
       </w:r>
     </w:p>
     <w:p>
@@ -416,7 +517,7 @@
           <w:b/>
           <w:spacing w:val="0"/>
         </w:rPr>
-        <w:t xml:space="preserve">q_m6</w:t>
+        <w:t xml:space="preserve">q_cr_tech_1</w:t>
       </w:r>
     </w:p>
     <w:p>
@@ -440,7 +541,7 @@
           <w:sz-cs w:val="29"/>
           <w:spacing w:val="0"/>
         </w:rPr>
-        <w:t xml:space="preserve"> List the key dependencies, buyer inputs, or approval assumptions that sit behind your stated launch timeline position.</w:t>
+        <w:t xml:space="preserve"> Describe your end-to-end approach for ensuring child-directed marketing safety and claims usage compliance across strategy, creative, TVC, social, and launch approvals. Include where reviews occur, who owns them, how issues are escalated, and how rework is prevented.</w:t>
       </w:r>
     </w:p>
     <w:p>
@@ -464,7 +565,7 @@
           <w:sz-cs w:val="29"/>
           <w:spacing w:val="0"/>
         </w:rPr>
-        <w:t xml:space="preserve"> The timeline depends on quick buyer feedback, one-round approval for the core concept, and legal inputs being consolidated rather than staggered.</w:t>
+        <w:t xml:space="preserve"> Our team would brief external counsel at concept stage, then review scripts and social copy before release. We would maintain a claims checklist and ask the buyer to confirm any new product statements before assets go live. Compared with larger networks, our model is lighter but intended to stay practical and fast.</w:t>
       </w:r>
     </w:p>
     <w:p>
@@ -479,7 +580,7 @@
           <w:b/>
           <w:spacing w:val="0"/>
         </w:rPr>
-        <w:t xml:space="preserve">q_t1</w:t>
+        <w:t xml:space="preserve">q_cr_tech_2</w:t>
       </w:r>
     </w:p>
     <w:p>
@@ -503,7 +604,7 @@
           <w:sz-cs w:val="29"/>
           <w:spacing w:val="0"/>
         </w:rPr>
-        <w:t xml:space="preserve"> Describe your operating model for managing child-directed advertising and claims compliance across strategy, creative, TVC, social, media activation, and final launch approvals. Cover review checkpoints, decision ownership, and escalation handling.</w:t>
+        <w:t xml:space="preserve"> Provide your proposed launch workplan from kickoff to launch, showing key stages for strategy, creative, TVC, social, compliance review, and program management. Explain how approvals will be managed, what the critical dependencies are, and how schedule risks will be controlled.</w:t>
       </w:r>
     </w:p>
     <w:p>
@@ -527,7 +628,7 @@
           <w:sz-cs w:val="29"/>
           <w:spacing w:val="0"/>
         </w:rPr>
-        <w:t xml:space="preserve"> Our team would brief external counsel at concept stage, then review scripts and social copy before release. We would maintain a claims checklist and ask the buyer to confirm any new product statements before assets go live. Compared with larger networks, our model is lighter but intended to stay practical and fast.</w:t>
+        <w:t xml:space="preserve"> We would move quickly by keeping a small decision team, daily internal stand-ups, and limited creative route exploration. If a delay occurs, we would prioritize the film and highest-impact social assets first and push lower-priority variants behind launch.</w:t>
       </w:r>
     </w:p>
     <w:p>
@@ -542,7 +643,7 @@
           <w:b/>
           <w:spacing w:val="0"/>
         </w:rPr>
-        <w:t xml:space="preserve">q_t2</w:t>
+        <w:t xml:space="preserve">q_cr_tech_3</w:t>
       </w:r>
     </w:p>
     <w:p>
@@ -566,7 +667,7 @@
           <w:sz-cs w:val="29"/>
           <w:spacing w:val="0"/>
         </w:rPr>
-        <w:t xml:space="preserve"> Describe how you would manage approvals, dependencies, and critical path activities so that the launch calendar can be met. Include turnaround assumptions, delay management, and how you would protect key milestones.</w:t>
+        <w:t xml:space="preserve"> Describe your approach to launch strategy and creative development for the new kids health drink, including audience segmentation, messaging framework, creative territory development, and how the master campaign idea will be carried into launch assets.</w:t>
       </w:r>
     </w:p>
     <w:p>
@@ -590,7 +691,70 @@
           <w:sz-cs w:val="29"/>
           <w:spacing w:val="0"/>
         </w:rPr>
-        <w:t xml:space="preserve"> We would move quickly by keeping a small decision team, daily internal stand-ups, and limited creative route exploration. If a delay occurs, we would prioritize the film and highest-impact social assets first and push lower-priority variants behind launch.</w:t>
+        <w:t xml:space="preserve"> Our strategy and creative approach is built around a simple 'daily strength for growing kids' idea translated into fast-moving film and social content. We would keep the concept system compact so approvals and adaptations can happen with minimal process overhead.</w:t>
+      </w:r>
+    </w:p>
+    <w:p>
+      <w:pPr>
+        <w:spacing w:after="120"/>
+      </w:pPr>
+      <w:r>
+        <w:rPr>
+          <w:rFonts w:ascii="Helvetica" w:hAnsi="Helvetica" w:cs="Helvetica"/>
+          <w:sz w:val="30"/>
+          <w:sz-cs w:val="30"/>
+          <w:b/>
+          <w:spacing w:val="0"/>
+        </w:rPr>
+        <w:t xml:space="preserve">q_cr_tech_4</w:t>
+      </w:r>
+    </w:p>
+    <w:p>
+      <w:pPr>
+        <w:spacing w:after="160"/>
+      </w:pPr>
+      <w:r>
+        <w:rPr>
+          <w:rFonts w:ascii="Helvetica" w:hAnsi="Helvetica" w:cs="Helvetica"/>
+          <w:sz w:val="29"/>
+          <w:sz-cs w:val="29"/>
+          <w:b/>
+          <w:spacing w:val="0"/>
+        </w:rPr>
+        <w:t xml:space="preserve">Question:</w:t>
+      </w:r>
+      <w:r>
+        <w:rPr>
+          <w:rFonts w:ascii="Helvetica" w:hAnsi="Helvetica" w:cs="Helvetica"/>
+          <w:sz w:val="29"/>
+          <w:sz-cs w:val="29"/>
+          <w:spacing w:val="0"/>
+        </w:rPr>
+        <w:t xml:space="preserve"> Describe your approach to TVC development and production for the global launch, covering concept development, pre-production, shoot management, post-production, and delivery of the master film and cutdowns for paid media use.</w:t>
+      </w:r>
+    </w:p>
+    <w:p>
+      <w:pPr>
+        <w:spacing w:after="160"/>
+      </w:pPr>
+      <w:r>
+        <w:rPr>
+          <w:rFonts w:ascii="Helvetica" w:hAnsi="Helvetica" w:cs="Helvetica"/>
+          <w:sz w:val="29"/>
+          <w:sz-cs w:val="29"/>
+          <w:b/>
+          <w:spacing w:val="0"/>
+        </w:rPr>
+        <w:t xml:space="preserve">Response:</w:t>
+      </w:r>
+      <w:r>
+        <w:rPr>
+          <w:rFonts w:ascii="Helvetica" w:hAnsi="Helvetica" w:cs="Helvetica"/>
+          <w:sz w:val="29"/>
+          <w:sz-cs w:val="29"/>
+          <w:spacing w:val="0"/>
+        </w:rPr>
+        <w:t xml:space="preserve"> We would approach TVC delivery with a lean production model: one hero concept, one efficient pre-production cycle, a tightly managed shoot, and streamlined post-production for master film and paid cutdowns. The trade-off is less redundancy and less room for late-stage change than larger network agencies may offer.</w:t>
       </w:r>
     </w:p>
     <w:p>
@@ -605,35 +769,6 @@
           <w:b/>
           <w:spacing w:val="0"/>
         </w:rPr>
-        <w:t xml:space="preserve">Additional Strategy and Creative Response</w:t>
-      </w:r>
-    </w:p>
-    <w:p>
-      <w:pPr>
-        <w:spacing w:after="160"/>
-      </w:pPr>
-      <w:r>
-        <w:rPr>
-          <w:rFonts w:ascii="Helvetica" w:hAnsi="Helvetica" w:cs="Helvetica"/>
-          <w:sz w:val="29"/>
-          <w:sz-cs w:val="29"/>
-          <w:spacing w:val="0"/>
-        </w:rPr>
-        <w:t xml:space="preserve">Our strategy and creative approach is built around a simple 'daily strength for growing kids' idea translated into fast-moving film and social content. We would keep the concept system compact so approvals and adaptations can happen with minimal process overhead.</w:t>
-      </w:r>
-    </w:p>
-    <w:p>
-      <w:pPr>
-        <w:spacing w:after="160"/>
-      </w:pPr>
-      <w:r>
-        <w:rPr>
-          <w:rFonts w:ascii="Helvetica" w:hAnsi="Helvetica" w:cs="Helvetica"/>
-          <w:sz w:val="37"/>
-          <w:sz-cs w:val="37"/>
-          <w:b/>
-          <w:spacing w:val="0"/>
-        </w:rPr>
         <w:t xml:space="preserve">Commercial Pricing Schedule</w:t>
       </w:r>
     </w:p>
@@ -673,33 +808,46 @@
           <w:b/>
           <w:spacing w:val="0"/>
         </w:rPr>
-        <w:t xml:space="preserve">Pricing Treatment</w:t>
-      </w:r>
-    </w:p>
-    <w:p>
-      <w:pPr/>
-      <w:r>
-        <w:rPr>
-          <w:rFonts w:ascii="Helvetica" w:hAnsi="Helvetica" w:cs="Helvetica"/>
-          <w:sz w:val="25"/>
-          <w:sz-cs w:val="25"/>
-          <w:b/>
-          <w:spacing w:val="0"/>
-        </w:rPr>
-        <w:t xml:space="preserve">Quoted Price</w:t>
-      </w:r>
-    </w:p>
-    <w:p>
-      <w:pPr/>
-      <w:r>
-        <w:rPr>
-          <w:rFonts w:ascii="Helvetica" w:hAnsi="Helvetica" w:cs="Helvetica"/>
-          <w:sz w:val="25"/>
-          <w:sz-cs w:val="25"/>
-          <w:b/>
-          <w:spacing w:val="0"/>
-        </w:rPr>
-        <w:t xml:space="preserve">Notes</w:t>
+        <w:t xml:space="preserve">Included in Quote</w:t>
+      </w:r>
+    </w:p>
+    <w:p>
+      <w:pPr/>
+      <w:r>
+        <w:rPr>
+          <w:rFonts w:ascii="Helvetica" w:hAnsi="Helvetica" w:cs="Helvetica"/>
+          <w:sz w:val="25"/>
+          <w:sz-cs w:val="25"/>
+          <w:b/>
+          <w:spacing w:val="0"/>
+        </w:rPr>
+        <w:t xml:space="preserve">Currency</w:t>
+      </w:r>
+    </w:p>
+    <w:p>
+      <w:pPr/>
+      <w:r>
+        <w:rPr>
+          <w:rFonts w:ascii="Helvetica" w:hAnsi="Helvetica" w:cs="Helvetica"/>
+          <w:sz w:val="25"/>
+          <w:sz-cs w:val="25"/>
+          <w:b/>
+          <w:spacing w:val="0"/>
+        </w:rPr>
+        <w:t xml:space="preserve">Total Price</w:t>
+      </w:r>
+    </w:p>
+    <w:p>
+      <w:pPr/>
+      <w:r>
+        <w:rPr>
+          <w:rFonts w:ascii="Helvetica" w:hAnsi="Helvetica" w:cs="Helvetica"/>
+          <w:sz w:val="25"/>
+          <w:sz-cs w:val="25"/>
+          <w:b/>
+          <w:spacing w:val="0"/>
+        </w:rPr>
+        <w:t xml:space="preserve">Exclusions or Assumptions</w:t>
       </w:r>
     </w:p>
     <w:p>
@@ -735,19 +883,31 @@
           <w:sz-cs w:val="25"/>
           <w:spacing w:val="0"/>
         </w:rPr>
-        <w:t xml:space="preserve">Standalone</w:t>
-      </w:r>
-    </w:p>
-    <w:p>
-      <w:pPr/>
-      <w:r>
-        <w:rPr>
-          <w:rFonts w:ascii="Helvetica" w:hAnsi="Helvetica" w:cs="Helvetica"/>
-          <w:sz w:val="25"/>
-          <w:sz-cs w:val="25"/>
-          <w:spacing w:val="0"/>
-        </w:rPr>
-        <w:t xml:space="preserve">USD 250,000</w:t>
+        <w:t xml:space="preserve">Yes</w:t>
+      </w:r>
+    </w:p>
+    <w:p>
+      <w:pPr/>
+      <w:r>
+        <w:rPr>
+          <w:rFonts w:ascii="Helvetica" w:hAnsi="Helvetica" w:cs="Helvetica"/>
+          <w:sz w:val="25"/>
+          <w:sz-cs w:val="25"/>
+          <w:spacing w:val="0"/>
+        </w:rPr>
+        <w:t xml:space="preserve">USD</w:t>
+      </w:r>
+    </w:p>
+    <w:p>
+      <w:pPr/>
+      <w:r>
+        <w:rPr>
+          <w:rFonts w:ascii="Helvetica" w:hAnsi="Helvetica" w:cs="Helvetica"/>
+          <w:sz w:val="25"/>
+          <w:sz-cs w:val="25"/>
+          <w:spacing w:val="0"/>
+        </w:rPr>
+        <w:t xml:space="preserve">250000</w:t>
       </w:r>
     </w:p>
     <w:p>
@@ -795,19 +955,31 @@
           <w:sz-cs w:val="25"/>
           <w:spacing w:val="0"/>
         </w:rPr>
-        <w:t xml:space="preserve">Bundled</w:t>
-      </w:r>
-    </w:p>
-    <w:p>
-      <w:pPr/>
-      <w:r>
-        <w:rPr>
-          <w:rFonts w:ascii="Helvetica" w:hAnsi="Helvetica" w:cs="Helvetica"/>
-          <w:sz w:val="25"/>
-          <w:sz-cs w:val="25"/>
-          <w:spacing w:val="0"/>
-        </w:rPr>
-        <w:t xml:space="preserve">USD 150,000</w:t>
+        <w:t xml:space="preserve">Yes</w:t>
+      </w:r>
+    </w:p>
+    <w:p>
+      <w:pPr/>
+      <w:r>
+        <w:rPr>
+          <w:rFonts w:ascii="Helvetica" w:hAnsi="Helvetica" w:cs="Helvetica"/>
+          <w:sz w:val="25"/>
+          <w:sz-cs w:val="25"/>
+          <w:spacing w:val="0"/>
+        </w:rPr>
+        <w:t xml:space="preserve">USD</w:t>
+      </w:r>
+    </w:p>
+    <w:p>
+      <w:pPr/>
+      <w:r>
+        <w:rPr>
+          <w:rFonts w:ascii="Helvetica" w:hAnsi="Helvetica" w:cs="Helvetica"/>
+          <w:sz w:val="25"/>
+          <w:sz-cs w:val="25"/>
+          <w:spacing w:val="0"/>
+        </w:rPr>
+        <w:t xml:space="preserve">150000</w:t>
       </w:r>
     </w:p>
     <w:p>
@@ -855,19 +1027,31 @@
           <w:sz-cs w:val="25"/>
           <w:spacing w:val="0"/>
         </w:rPr>
-        <w:t xml:space="preserve">Standalone</w:t>
-      </w:r>
-    </w:p>
-    <w:p>
-      <w:pPr/>
-      <w:r>
-        <w:rPr>
-          <w:rFonts w:ascii="Helvetica" w:hAnsi="Helvetica" w:cs="Helvetica"/>
-          <w:sz w:val="25"/>
-          <w:sz-cs w:val="25"/>
-          <w:spacing w:val="0"/>
-        </w:rPr>
-        <w:t xml:space="preserve">USD 520,000</w:t>
+        <w:t xml:space="preserve">Yes</w:t>
+      </w:r>
+    </w:p>
+    <w:p>
+      <w:pPr/>
+      <w:r>
+        <w:rPr>
+          <w:rFonts w:ascii="Helvetica" w:hAnsi="Helvetica" w:cs="Helvetica"/>
+          <w:sz w:val="25"/>
+          <w:sz-cs w:val="25"/>
+          <w:spacing w:val="0"/>
+        </w:rPr>
+        <w:t xml:space="preserve">USD</w:t>
+      </w:r>
+    </w:p>
+    <w:p>
+      <w:pPr/>
+      <w:r>
+        <w:rPr>
+          <w:rFonts w:ascii="Helvetica" w:hAnsi="Helvetica" w:cs="Helvetica"/>
+          <w:sz w:val="25"/>
+          <w:sz-cs w:val="25"/>
+          <w:spacing w:val="0"/>
+        </w:rPr>
+        <w:t xml:space="preserve">520000</w:t>
       </w:r>
     </w:p>
     <w:p>
@@ -915,19 +1099,31 @@
           <w:sz-cs w:val="25"/>
           <w:spacing w:val="0"/>
         </w:rPr>
-        <w:t xml:space="preserve">Standalone</w:t>
-      </w:r>
-    </w:p>
-    <w:p>
-      <w:pPr/>
-      <w:r>
-        <w:rPr>
-          <w:rFonts w:ascii="Helvetica" w:hAnsi="Helvetica" w:cs="Helvetica"/>
-          <w:sz w:val="25"/>
-          <w:sz-cs w:val="25"/>
-          <w:spacing w:val="0"/>
-        </w:rPr>
-        <w:t xml:space="preserve">USD 110,000</w:t>
+        <w:t xml:space="preserve">Yes</w:t>
+      </w:r>
+    </w:p>
+    <w:p>
+      <w:pPr/>
+      <w:r>
+        <w:rPr>
+          <w:rFonts w:ascii="Helvetica" w:hAnsi="Helvetica" w:cs="Helvetica"/>
+          <w:sz w:val="25"/>
+          <w:sz-cs w:val="25"/>
+          <w:spacing w:val="0"/>
+        </w:rPr>
+        <w:t xml:space="preserve">USD</w:t>
+      </w:r>
+    </w:p>
+    <w:p>
+      <w:pPr/>
+      <w:r>
+        <w:rPr>
+          <w:rFonts w:ascii="Helvetica" w:hAnsi="Helvetica" w:cs="Helvetica"/>
+          <w:sz w:val="25"/>
+          <w:sz-cs w:val="25"/>
+          <w:spacing w:val="0"/>
+        </w:rPr>
+        <w:t xml:space="preserve">110000</w:t>
       </w:r>
     </w:p>
     <w:p>
@@ -975,19 +1171,31 @@
           <w:sz-cs w:val="25"/>
           <w:spacing w:val="0"/>
         </w:rPr>
-        <w:t xml:space="preserve">Standalone</w:t>
-      </w:r>
-    </w:p>
-    <w:p>
-      <w:pPr/>
-      <w:r>
-        <w:rPr>
-          <w:rFonts w:ascii="Helvetica" w:hAnsi="Helvetica" w:cs="Helvetica"/>
-          <w:sz w:val="25"/>
-          <w:sz-cs w:val="25"/>
-          <w:spacing w:val="0"/>
-        </w:rPr>
-        <w:t xml:space="preserve">USD 85,000</w:t>
+        <w:t xml:space="preserve">Yes</w:t>
+      </w:r>
+    </w:p>
+    <w:p>
+      <w:pPr/>
+      <w:r>
+        <w:rPr>
+          <w:rFonts w:ascii="Helvetica" w:hAnsi="Helvetica" w:cs="Helvetica"/>
+          <w:sz w:val="25"/>
+          <w:sz-cs w:val="25"/>
+          <w:spacing w:val="0"/>
+        </w:rPr>
+        <w:t xml:space="preserve">USD</w:t>
+      </w:r>
+    </w:p>
+    <w:p>
+      <w:pPr/>
+      <w:r>
+        <w:rPr>
+          <w:rFonts w:ascii="Helvetica" w:hAnsi="Helvetica" w:cs="Helvetica"/>
+          <w:sz w:val="25"/>
+          <w:sz-cs w:val="25"/>
+          <w:spacing w:val="0"/>
+        </w:rPr>
+        <w:t xml:space="preserve">85000</w:t>
       </w:r>
     </w:p>
     <w:p>
@@ -1035,31 +1243,43 @@
           <w:sz-cs w:val="25"/>
           <w:spacing w:val="0"/>
         </w:rPr>
-        <w:t xml:space="preserve">Standalone</w:t>
-      </w:r>
-    </w:p>
-    <w:p>
-      <w:pPr/>
-      <w:r>
-        <w:rPr>
-          <w:rFonts w:ascii="Helvetica" w:hAnsi="Helvetica" w:cs="Helvetica"/>
-          <w:sz w:val="25"/>
-          <w:sz-cs w:val="25"/>
-          <w:spacing w:val="0"/>
-        </w:rPr>
-        <w:t xml:space="preserve">USD 165,000</w:t>
-      </w:r>
-    </w:p>
-    <w:p>
-      <w:pPr/>
-      <w:r>
-        <w:rPr>
-          <w:rFonts w:ascii="Helvetica" w:hAnsi="Helvetica" w:cs="Helvetica"/>
-          <w:sz w:val="25"/>
-          <w:sz-cs w:val="25"/>
-          <w:spacing w:val="0"/>
-        </w:rPr>
-        <w:t xml:space="preserve">Activation fee; platform spend excluded.</w:t>
+        <w:t xml:space="preserve">Yes</w:t>
+      </w:r>
+    </w:p>
+    <w:p>
+      <w:pPr/>
+      <w:r>
+        <w:rPr>
+          <w:rFonts w:ascii="Helvetica" w:hAnsi="Helvetica" w:cs="Helvetica"/>
+          <w:sz w:val="25"/>
+          <w:sz-cs w:val="25"/>
+          <w:spacing w:val="0"/>
+        </w:rPr>
+        <w:t xml:space="preserve">USD</w:t>
+      </w:r>
+    </w:p>
+    <w:p>
+      <w:pPr/>
+      <w:r>
+        <w:rPr>
+          <w:rFonts w:ascii="Helvetica" w:hAnsi="Helvetica" w:cs="Helvetica"/>
+          <w:sz w:val="25"/>
+          <w:sz-cs w:val="25"/>
+          <w:spacing w:val="0"/>
+        </w:rPr>
+        <w:t xml:space="preserve">165000</w:t>
+      </w:r>
+    </w:p>
+    <w:p>
+      <w:pPr/>
+      <w:r>
+        <w:rPr>
+          <w:rFonts w:ascii="Helvetica" w:hAnsi="Helvetica" w:cs="Helvetica"/>
+          <w:sz w:val="25"/>
+          <w:sz-cs w:val="25"/>
+          <w:spacing w:val="0"/>
+        </w:rPr>
+        <w:t xml:space="preserve">Platform spend excluded from the activation fee.</w:t>
       </w:r>
     </w:p>
     <w:p>
@@ -1095,19 +1315,31 @@
           <w:sz-cs w:val="25"/>
           <w:spacing w:val="0"/>
         </w:rPr>
-        <w:t xml:space="preserve">Bundled</w:t>
-      </w:r>
-    </w:p>
-    <w:p>
-      <w:pPr/>
-      <w:r>
-        <w:rPr>
-          <w:rFonts w:ascii="Helvetica" w:hAnsi="Helvetica" w:cs="Helvetica"/>
-          <w:sz w:val="25"/>
-          <w:sz-cs w:val="25"/>
-          <w:spacing w:val="0"/>
-        </w:rPr>
-        <w:t xml:space="preserve">USD 70,000</w:t>
+        <w:t xml:space="preserve">Yes</w:t>
+      </w:r>
+    </w:p>
+    <w:p>
+      <w:pPr/>
+      <w:r>
+        <w:rPr>
+          <w:rFonts w:ascii="Helvetica" w:hAnsi="Helvetica" w:cs="Helvetica"/>
+          <w:sz w:val="25"/>
+          <w:sz-cs w:val="25"/>
+          <w:spacing w:val="0"/>
+        </w:rPr>
+        <w:t xml:space="preserve">USD</w:t>
+      </w:r>
+    </w:p>
+    <w:p>
+      <w:pPr/>
+      <w:r>
+        <w:rPr>
+          <w:rFonts w:ascii="Helvetica" w:hAnsi="Helvetica" w:cs="Helvetica"/>
+          <w:sz w:val="25"/>
+          <w:sz-cs w:val="25"/>
+          <w:spacing w:val="0"/>
+        </w:rPr>
+        <w:t xml:space="preserve">70000</w:t>
       </w:r>
     </w:p>
     <w:p>
@@ -1155,19 +1387,31 @@
           <w:sz-cs w:val="25"/>
           <w:spacing w:val="0"/>
         </w:rPr>
-        <w:t xml:space="preserve">Standalone</w:t>
-      </w:r>
-    </w:p>
-    <w:p>
-      <w:pPr/>
-      <w:r>
-        <w:rPr>
-          <w:rFonts w:ascii="Helvetica" w:hAnsi="Helvetica" w:cs="Helvetica"/>
-          <w:sz w:val="25"/>
-          <w:sz-cs w:val="25"/>
-          <w:spacing w:val="0"/>
-        </w:rPr>
-        <w:t xml:space="preserve">USD 130,000</w:t>
+        <w:t xml:space="preserve">Yes</w:t>
+      </w:r>
+    </w:p>
+    <w:p>
+      <w:pPr/>
+      <w:r>
+        <w:rPr>
+          <w:rFonts w:ascii="Helvetica" w:hAnsi="Helvetica" w:cs="Helvetica"/>
+          <w:sz w:val="25"/>
+          <w:sz-cs w:val="25"/>
+          <w:spacing w:val="0"/>
+        </w:rPr>
+        <w:t xml:space="preserve">USD</w:t>
+      </w:r>
+    </w:p>
+    <w:p>
+      <w:pPr/>
+      <w:r>
+        <w:rPr>
+          <w:rFonts w:ascii="Helvetica" w:hAnsi="Helvetica" w:cs="Helvetica"/>
+          <w:sz w:val="25"/>
+          <w:sz-cs w:val="25"/>
+          <w:spacing w:val="0"/>
+        </w:rPr>
+        <w:t xml:space="preserve">130000</w:t>
       </w:r>
     </w:p>
     <w:p>
@@ -1180,132 +1424,6 @@
           <w:spacing w:val="0"/>
         </w:rPr>
         <w:t xml:space="preserve">Lean coordination layer.</w:t>
-      </w:r>
-    </w:p>
-    <w:p>
-      <w:pPr>
-        <w:spacing w:after="160"/>
-      </w:pPr>
-      <w:r>
-        <w:rPr>
-          <w:rFonts w:ascii="Helvetica" w:hAnsi="Helvetica" w:cs="Helvetica"/>
-          <w:sz w:val="37"/>
-          <w:sz-cs w:val="37"/>
-          <w:b/>
-          <w:spacing w:val="0"/>
-        </w:rPr>
-        <w:t xml:space="preserve">Exclusions and Assumptions Schedule</w:t>
-      </w:r>
-    </w:p>
-    <w:p>
-      <w:pPr/>
-      <w:r>
-        <w:rPr>
-          <w:rFonts w:ascii="Helvetica" w:hAnsi="Helvetica" w:cs="Helvetica"/>
-          <w:sz w:val="25"/>
-          <w:sz-cs w:val="25"/>
-          <w:b/>
-          <w:spacing w:val="0"/>
-        </w:rPr>
-        <w:t xml:space="preserve">Exclusion or Assumption</w:t>
-      </w:r>
-    </w:p>
-    <w:p>
-      <w:pPr/>
-      <w:r>
-        <w:rPr>
-          <w:rFonts w:ascii="Helvetica" w:hAnsi="Helvetica" w:cs="Helvetica"/>
-          <w:sz w:val="25"/>
-          <w:sz-cs w:val="25"/>
-          <w:b/>
-          <w:spacing w:val="0"/>
-        </w:rPr>
-        <w:t xml:space="preserve">Affected Line Item</w:t>
-      </w:r>
-    </w:p>
-    <w:p>
-      <w:pPr/>
-      <w:r>
-        <w:rPr>
-          <w:rFonts w:ascii="Helvetica" w:hAnsi="Helvetica" w:cs="Helvetica"/>
-          <w:sz w:val="25"/>
-          <w:sz-cs w:val="25"/>
-          <w:b/>
-          <w:spacing w:val="0"/>
-        </w:rPr>
-        <w:t xml:space="preserve">Commercial Impact</w:t>
-      </w:r>
-    </w:p>
-    <w:p>
-      <w:pPr/>
-      <w:r>
-        <w:rPr>
-          <w:rFonts w:ascii="Helvetica" w:hAnsi="Helvetica" w:cs="Helvetica"/>
-          <w:sz w:val="25"/>
-          <w:sz-cs w:val="25"/>
-          <w:spacing w:val="0"/>
-        </w:rPr>
-        <w:t xml:space="preserve">External legal review beyond two rounds is chargeable at cost.</w:t>
-      </w:r>
-    </w:p>
-    <w:p>
-      <w:pPr/>
-      <w:r>
-        <w:rPr>
-          <w:rFonts w:ascii="Helvetica" w:hAnsi="Helvetica" w:cs="Helvetica"/>
-          <w:sz w:val="25"/>
-          <w:sz-cs w:val="25"/>
-          <w:spacing w:val="0"/>
-        </w:rPr>
-        <w:t xml:space="preserve">li_7</w:t>
-      </w:r>
-    </w:p>
-    <w:p>
-      <w:pPr/>
-      <w:r>
-        <w:rPr>
-          <w:rFonts w:ascii="Helvetica" w:hAnsi="Helvetica" w:cs="Helvetica"/>
-          <w:sz w:val="25"/>
-          <w:sz-cs w:val="25"/>
-          <w:spacing w:val="0"/>
-        </w:rPr>
-        <w:t xml:space="preserve">Could extend timelines if major claim changes are introduced late.</w:t>
-      </w:r>
-    </w:p>
-    <w:p>
-      <w:pPr/>
-      <w:r>
-        <w:rPr>
-          <w:rFonts w:ascii="Helvetica" w:hAnsi="Helvetica" w:cs="Helvetica"/>
-          <w:sz w:val="25"/>
-          <w:sz-cs w:val="25"/>
-          <w:spacing w:val="0"/>
-        </w:rPr>
-        <w:t xml:space="preserve">Buyer to consolidate feedback into one approval package per milestone.</w:t>
-      </w:r>
-    </w:p>
-    <w:p>
-      <w:pPr/>
-      <w:r>
-        <w:rPr>
-          <w:rFonts w:ascii="Helvetica" w:hAnsi="Helvetica" w:cs="Helvetica"/>
-          <w:sz w:val="25"/>
-          <w:sz-cs w:val="25"/>
-          <w:spacing w:val="0"/>
-        </w:rPr>
-        <w:t xml:space="preserve">li_1, li_2, li_3</w:t>
-      </w:r>
-    </w:p>
-    <w:p>
-      <w:pPr/>
-      <w:r>
-        <w:rPr>
-          <w:rFonts w:ascii="Helvetica" w:hAnsi="Helvetica" w:cs="Helvetica"/>
-          <w:sz w:val="25"/>
-          <w:sz-cs w:val="25"/>
-          <w:spacing w:val="0"/>
-        </w:rPr>
-        <w:t xml:space="preserve">Multiple fragmented approval cycles may require schedule revision.</w:t>
       </w:r>
     </w:p>
     <w:sectPr/>
